--- a/documentos/semana-4/entregables_semana4.docx
+++ b/documentos/semana-4/entregables_semana4.docx
@@ -890,7 +890,7 @@
               <w:spacing w:before="20" w:after="20"/>
             </w:pPr>
             <w:r>
-              <w:t xml:space="preserve">Vista funcional, de despliegue y de información · 12 patrones con su razonamiento frente a cada ASR · 8 decisiones de arquitectura con alternativas descartadas · 6 experimentos con punto de sensibilidad, tácticas, microservicios, conectores y esfuerzo · refinamiento de la estrategia de pruebas · plan por sprint</w:t>
+              <w:t xml:space="preserve">Vista funcional, de despliegue y de información · 12 patrones con su razonamiento frente a cada ASR · 8 decisiones de arquitectura con alternativas descartadas · 4 experimentos con punto de sensibilidad, tácticas, microservicios, conectores y esfuerzo · refinamiento de la estrategia de pruebas · plan por sprint</w:t>
             </w:r>
           </w:p>
         </w:tc>

--- a/documentos/semana-4/entregables_semana4.docx
+++ b/documentos/semana-4/entregables_semana4.docx
@@ -1316,7 +1316,40 @@
               <w:spacing w:before="20" w:after="20"/>
             </w:pPr>
             <w:r>
-              <w:t xml:space="preserve">Función a la que pertenece la historia</w:t>
+              <w:t xml:space="preserve">Función a la que pertenece la historia. Función e Historia son tipos del mismo nivel en Jira, así que la relación se expresa con esta etiqueta y no con la jerarquía</w:t>
+            </w:r>
+          </w:p>
+        </w:tc>
+      </w:tr>
+      <w:tr>
+        <w:tc>
+          <w:tcPr>
+            <w:tcW w:w="0" w:type="auto"/>
+          </w:tcPr>
+          <w:p>
+            <w:pPr>
+              <w:spacing w:before="20" w:after="20"/>
+            </w:pPr>
+            <w:r>
+              <w:rPr>
+                <w:rFonts w:ascii="Consolas" w:hAnsi="Consolas"/>
+                <w:sz w:val="18"/>
+                <w:color w:val="B03A2E"/>
+              </w:rPr>
+              <w:t xml:space="preserve">funcion</w:t>
+            </w:r>
+          </w:p>
+        </w:tc>
+        <w:tc>
+          <w:tcPr>
+            <w:tcW w:w="0" w:type="auto"/>
+          </w:tcPr>
+          <w:p>
+            <w:pPr>
+              <w:spacing w:before="20" w:after="20"/>
+            </w:pPr>
+            <w:r>
+              <w:t xml:space="preserve">Marca los diez ítems de tipo Función</w:t>
             </w:r>
           </w:p>
         </w:tc>

--- a/documentos/semana-4/entregables_semana4.docx
+++ b/documentos/semana-4/entregables_semana4.docx
@@ -890,7 +890,7 @@
               <w:spacing w:before="20" w:after="20"/>
             </w:pPr>
             <w:r>
-              <w:t xml:space="preserve">Vista funcional, de despliegue y de información · 12 patrones con su razonamiento frente a cada ASR · 8 decisiones de arquitectura con alternativas descartadas · 4 experimentos con punto de sensibilidad, tácticas, microservicios, conectores y esfuerzo · refinamiento de la estrategia de pruebas · plan por sprint</w:t>
+              <w:t xml:space="preserve">Vista funcional, de despliegue y de información · 12 patrones con su razonamiento frente a cada ASR · 8 decisiones de arquitectura con alternativas descartadas · 8 experimentos que cubren los 9 ASR, cada uno con punto de sensibilidad, nivel de incertidumbre justificado, patrones y tácticas, componentes, conectores, criterio de refutación y ficha de tecnología · refinamiento de la estrategia de pruebas · plan por sprint</w:t>
             </w:r>
           </w:p>
         </w:tc>
@@ -1350,6 +1350,50 @@
             </w:pPr>
             <w:r>
               <w:t xml:space="preserve">Marca los diez ítems de tipo Función</w:t>
+            </w:r>
+          </w:p>
+        </w:tc>
+      </w:tr>
+      <w:tr>
+        <w:tc>
+          <w:tcPr>
+            <w:tcW w:w="0" w:type="auto"/>
+          </w:tcPr>
+          <w:p>
+            <w:pPr>
+              <w:spacing w:before="20" w:after="20"/>
+            </w:pPr>
+            <w:r>
+              <w:rPr>
+                <w:rFonts w:ascii="Consolas" w:hAnsi="Consolas"/>
+                <w:sz w:val="18"/>
+                <w:color w:val="B03A2E"/>
+              </w:rPr>
+              <w:t xml:space="preserve">EXP-01</w:t>
+            </w:r>
+            <w:r>
+              <w:t xml:space="preserve"> … </w:t>
+            </w:r>
+            <w:r>
+              <w:rPr>
+                <w:rFonts w:ascii="Consolas" w:hAnsi="Consolas"/>
+                <w:sz w:val="18"/>
+                <w:color w:val="B03A2E"/>
+              </w:rPr>
+              <w:t xml:space="preserve">EXP-08</w:t>
+            </w:r>
+          </w:p>
+        </w:tc>
+        <w:tc>
+          <w:tcPr>
+            <w:tcW w:w="0" w:type="auto"/>
+          </w:tcPr>
+          <w:p>
+            <w:pPr>
+              <w:spacing w:before="20" w:after="20"/>
+            </w:pPr>
+            <w:r>
+              <w:t xml:space="preserve">Historia de arquitectura que lleva ese experimento</w:t>
             </w:r>
           </w:p>
         </w:tc>
